--- a/Liste des choses à faire pour améliorer le projet CGénial.docx
+++ b/Liste des choses à faire pour améliorer le projet CGénial.docx
@@ -91,14 +91,21 @@
           <w:ilvl w:val="0"/>
           <w:numId w:val="1"/>
         </w:numPr>
-      </w:pPr>
-      <w:r>
+        <w:rPr>
+          <w:highlight w:val="green"/>
+        </w:rPr>
+      </w:pPr>
+      <w:r>
+        <w:rPr>
+          <w:highlight w:val="green"/>
+        </w:rPr>
         <w:t xml:space="preserve">Autre représentation que le fromage en plus petit pour une meilleure visibilité </w:t>
       </w:r>
       <w:r>
         <w:rPr>
           <w:b/>
           <w:bCs/>
+          <w:highlight w:val="green"/>
         </w:rPr>
         <w:t>9</w:t>
       </w:r>
@@ -337,17 +344,27 @@
           <w:ilvl w:val="0"/>
           <w:numId w:val="4"/>
         </w:numPr>
-      </w:pPr>
-      <w:r>
+        <w:rPr>
+          <w:highlight w:val="green"/>
+        </w:rPr>
+      </w:pPr>
+      <w:r>
+        <w:rPr>
+          <w:highlight w:val="green"/>
+        </w:rPr>
         <w:t>Pouvoir replier le champ de recherche et la légende pour qu’elles prennent moins de place</w:t>
       </w:r>
       <w:r>
+        <w:rPr>
+          <w:highlight w:val="green"/>
+        </w:rPr>
         <w:t xml:space="preserve"> </w:t>
       </w:r>
       <w:r>
         <w:rPr>
           <w:b/>
           <w:bCs/>
+          <w:highlight w:val="green"/>
         </w:rPr>
         <w:t>10</w:t>
       </w:r>
@@ -359,14 +376,21 @@
           <w:ilvl w:val="0"/>
           <w:numId w:val="4"/>
         </w:numPr>
-      </w:pPr>
-      <w:r>
+        <w:rPr>
+          <w:highlight w:val="green"/>
+        </w:rPr>
+      </w:pPr>
+      <w:r>
+        <w:rPr>
+          <w:highlight w:val="green"/>
+        </w:rPr>
         <w:t xml:space="preserve">Remettre l’allocation des ressources en marche sur la carte pour voir ce qui a été mis en place dans le passé </w:t>
       </w:r>
       <w:r>
         <w:rPr>
           <w:b/>
           <w:bCs/>
+          <w:highlight w:val="green"/>
         </w:rPr>
         <w:t>3</w:t>
       </w:r>
@@ -380,12 +404,16 @@
         </w:numPr>
       </w:pPr>
       <w:r>
+        <w:rPr>
+          <w:highlight w:val="green"/>
+        </w:rPr>
         <w:t xml:space="preserve">Mettre une fonction pour visualiser un seul risque avec des zones plus ou moins touchées avec un système de coloration de la carte </w:t>
       </w:r>
       <w:r>
         <w:rPr>
           <w:b/>
           <w:bCs/>
+          <w:highlight w:val="green"/>
         </w:rPr>
         <w:t>3</w:t>
       </w:r>
@@ -393,10 +421,14 @@
         <w:rPr>
           <w:b/>
           <w:bCs/>
+          <w:highlight w:val="green"/>
         </w:rPr>
         <w:t xml:space="preserve"> </w:t>
       </w:r>
       <w:r>
+        <w:rPr>
+          <w:highlight w:val="green"/>
+        </w:rPr>
         <w:t>revoir carte de probabilité</w:t>
       </w:r>
     </w:p>
@@ -407,18 +439,18 @@
           <w:ilvl w:val="0"/>
           <w:numId w:val="4"/>
         </w:numPr>
-      </w:pPr>
-      <w:r>
-        <w:t xml:space="preserve">Pour la carte, mettre un curseur d’intensité pour ne pas avoir toutes les crises d’un coup : plus on descend en intensité, plus les crises de </w:t>
-      </w:r>
-      <w:r>
-        <w:t>petite intensité</w:t>
-      </w:r>
-      <w:r>
-        <w:t xml:space="preserve"> apparaissent.</w:t>
-      </w:r>
-      <w:r>
-        <w:t xml:space="preserve"> 4</w:t>
+        <w:rPr>
+          <w:strike/>
+        </w:rPr>
+      </w:pPr>
+      <w:r>
+        <w:t>P</w:t>
+      </w:r>
+      <w:r>
+        <w:rPr>
+          <w:strike/>
+        </w:rPr>
+        <w:t>our la carte, mettre un curseur d’intensité pour ne pas avoir toutes les crises d’un coup : plus on descend en intensité, plus les crises de petite intensité apparaissent. 4</w:t>
       </w:r>
     </w:p>
     <w:p>
@@ -496,14 +528,21 @@
           <w:ilvl w:val="0"/>
           <w:numId w:val="5"/>
         </w:numPr>
-      </w:pPr>
-      <w:r>
+        <w:rPr>
+          <w:highlight w:val="green"/>
+        </w:rPr>
+      </w:pPr>
+      <w:r>
+        <w:rPr>
+          <w:highlight w:val="green"/>
+        </w:rPr>
         <w:t xml:space="preserve">Changer la couleur de l’écriture des besoins en ressources pour arriver à lire les pourcentages </w:t>
       </w:r>
       <w:r>
         <w:rPr>
           <w:b/>
           <w:bCs/>
+          <w:highlight w:val="green"/>
         </w:rPr>
         <w:t>9</w:t>
       </w:r>
